--- a/deliverables/SPRINT_V4-V9/NEW_V6_FORMER_V22_Sprint_Production_Package/00_SOURCE_HIERARCHY/Claim_Boundary_Notes.docx
+++ b/deliverables/SPRINT_V4-V9/NEW_V6_FORMER_V22_Sprint_Production_Package/00_SOURCE_HIERARCHY/Claim_Boundary_Notes.docx
@@ -106,7 +106,7 @@
         <w:rPr>
           <w:sz w:val="21"/>
         </w:rPr>
-        <w:t>Sunday, September 13, 2026 | 8:00 PM CT</w:t>
+        <w:t>Sunday, September 13, 2026 | 8:44 PM CT</w:t>
       </w:r>
     </w:p>
     <w:p>

--- a/deliverables/SPRINT_V4-V9/NEW_V6_FORMER_V22_Sprint_Production_Package/00_SOURCE_HIERARCHY/Claim_Boundary_Notes.docx
+++ b/deliverables/SPRINT_V4-V9/NEW_V6_FORMER_V22_Sprint_Production_Package/00_SOURCE_HIERARCHY/Claim_Boundary_Notes.docx
@@ -106,7 +106,7 @@
         <w:rPr>
           <w:sz w:val="21"/>
         </w:rPr>
-        <w:t>Sunday, September 13, 2026 | 8:44 PM CT</w:t>
+        <w:t>Monday, September 14, 2026 | 5:48 AM CT</w:t>
       </w:r>
     </w:p>
     <w:p>
@@ -612,6 +612,632 @@
           <w:color w:val="112345"/>
           <w:sz w:val="26"/>
         </w:rPr>
+        <w:t>INTERNAL POSTING REGISTER</w:t>
+      </w:r>
+    </w:p>
+    <w:p>
+      <w:pPr>
+        <w:spacing w:before="0" w:after="160"/>
+      </w:pPr>
+      <w:r>
+        <w:rPr>
+          <w:b w:val="0"/>
+          <w:i w:val="0"/>
+          <w:sz w:val="21"/>
+        </w:rPr>
+        <w:t>The public teaching layer carries a generic label instead of an employer name. The research stays fully traceable here. These are real captured postings, not synthetic examples, and this register records exactly which employer each one came from.</w:t>
+      </w:r>
+    </w:p>
+    <w:tbl>
+      <w:tblPr>
+        <w:tblW w:type="auto" w:w="0"/>
+        <w:jc w:val="left"/>
+        <w:tblBorders>
+          <w:top w:val="single" w:sz="4" w:space="0" w:color="C9BFA8"/>
+          <w:left w:val="single" w:sz="4" w:space="0" w:color="C9BFA8"/>
+          <w:bottom w:val="single" w:sz="4" w:space="0" w:color="C9BFA8"/>
+          <w:right w:val="single" w:sz="4" w:space="0" w:color="C9BFA8"/>
+          <w:insideH w:val="single" w:sz="4" w:space="0" w:color="C9BFA8"/>
+          <w:insideV w:val="single" w:sz="4" w:space="0" w:color="C9BFA8"/>
+        </w:tblBorders>
+        <w:tblLayout w:type="fixed"/>
+        <w:tblLook w:firstColumn="1" w:firstRow="1" w:lastColumn="0" w:lastRow="0" w:noHBand="0" w:noVBand="1" w:val="04A0"/>
+      </w:tblPr>
+      <w:tblGrid>
+        <w:gridCol w:w="2412"/>
+        <w:gridCol w:w="2412"/>
+        <w:gridCol w:w="2412"/>
+        <w:gridCol w:w="2412"/>
+      </w:tblGrid>
+      <w:tr>
+        <w:trPr>
+          <w:tblHeader w:val="true"/>
+        </w:trPr>
+        <w:tc>
+          <w:tcPr>
+            <w:tcW w:type="dxa" w:w="1152"/>
+            <w:shd w:val="clear" w:color="auto" w:fill="F3EFE6"/>
+          </w:tcPr>
+          <w:p>
+            <w:pPr>
+              <w:spacing w:before="60" w:after="60" w:line="264" w:lineRule="auto"/>
+            </w:pPr>
+            <w:r/>
+            <w:r>
+              <w:rPr>
+                <w:b/>
+                <w:i w:val="0"/>
+                <w:color w:val="112345"/>
+                <w:sz w:val="17"/>
+              </w:rPr>
+            </w:r>
+          </w:p>
+        </w:tc>
+        <w:tc>
+          <w:tcPr>
+            <w:tcW w:type="dxa" w:w="3168"/>
+            <w:shd w:val="clear" w:color="auto" w:fill="F3EFE6"/>
+          </w:tcPr>
+          <w:p>
+            <w:pPr>
+              <w:spacing w:before="60" w:after="60" w:line="264" w:lineRule="auto"/>
+            </w:pPr>
+            <w:r/>
+            <w:r>
+              <w:rPr>
+                <w:b/>
+                <w:i w:val="0"/>
+                <w:color w:val="112345"/>
+                <w:sz w:val="17"/>
+              </w:rPr>
+              <w:t>ROLE AS POSTED</w:t>
+            </w:r>
+          </w:p>
+        </w:tc>
+        <w:tc>
+          <w:tcPr>
+            <w:tcW w:type="dxa" w:w="3168"/>
+            <w:shd w:val="clear" w:color="auto" w:fill="F3EFE6"/>
+          </w:tcPr>
+          <w:p>
+            <w:pPr>
+              <w:spacing w:before="60" w:after="60" w:line="264" w:lineRule="auto"/>
+            </w:pPr>
+            <w:r/>
+            <w:r>
+              <w:rPr>
+                <w:b/>
+                <w:i w:val="0"/>
+                <w:color w:val="112345"/>
+                <w:sz w:val="17"/>
+              </w:rPr>
+              <w:t>EMPLOYER, INTERNAL</w:t>
+            </w:r>
+          </w:p>
+        </w:tc>
+        <w:tc>
+          <w:tcPr>
+            <w:tcW w:type="dxa" w:w="2160"/>
+            <w:shd w:val="clear" w:color="auto" w:fill="F3EFE6"/>
+          </w:tcPr>
+          <w:p>
+            <w:pPr>
+              <w:spacing w:before="60" w:after="60" w:line="264" w:lineRule="auto"/>
+            </w:pPr>
+            <w:r/>
+            <w:r>
+              <w:rPr>
+                <w:b/>
+                <w:i w:val="0"/>
+                <w:color w:val="112345"/>
+                <w:sz w:val="17"/>
+              </w:rPr>
+              <w:t>PUBLIC LABEL</w:t>
+            </w:r>
+          </w:p>
+        </w:tc>
+      </w:tr>
+      <w:tr>
+        <w:tc>
+          <w:tcPr>
+            <w:tcW w:type="dxa" w:w="1152"/>
+          </w:tcPr>
+          <w:p>
+            <w:pPr>
+              <w:spacing w:before="60" w:after="60" w:line="264" w:lineRule="auto"/>
+            </w:pPr>
+            <w:r/>
+            <w:r>
+              <w:rPr>
+                <w:b w:val="0"/>
+                <w:i w:val="0"/>
+                <w:sz w:val="15"/>
+              </w:rPr>
+              <w:t>Posting one</w:t>
+            </w:r>
+          </w:p>
+        </w:tc>
+        <w:tc>
+          <w:tcPr>
+            <w:tcW w:type="dxa" w:w="3168"/>
+          </w:tcPr>
+          <w:p>
+            <w:pPr>
+              <w:spacing w:before="60" w:after="60" w:line="264" w:lineRule="auto"/>
+            </w:pPr>
+            <w:r/>
+            <w:r>
+              <w:rPr>
+                <w:b w:val="0"/>
+                <w:i w:val="0"/>
+                <w:sz w:val="15"/>
+              </w:rPr>
+              <w:t>Sr Divisional Strategy Consultant, Governance</w:t>
+            </w:r>
+          </w:p>
+        </w:tc>
+        <w:tc>
+          <w:tcPr>
+            <w:tcW w:type="dxa" w:w="3168"/>
+          </w:tcPr>
+          <w:p>
+            <w:pPr>
+              <w:spacing w:before="60" w:after="60" w:line="264" w:lineRule="auto"/>
+            </w:pPr>
+            <w:r/>
+            <w:r>
+              <w:rPr>
+                <w:b w:val="0"/>
+                <w:i w:val="0"/>
+                <w:sz w:val="15"/>
+              </w:rPr>
+              <w:t>Health Care Service Corporation (HCSC), requisition R0055598</w:t>
+            </w:r>
+          </w:p>
+        </w:tc>
+        <w:tc>
+          <w:tcPr>
+            <w:tcW w:type="dxa" w:w="2160"/>
+          </w:tcPr>
+          <w:p>
+            <w:pPr>
+              <w:spacing w:before="60" w:after="60" w:line="264" w:lineRule="auto"/>
+            </w:pPr>
+            <w:r/>
+            <w:r>
+              <w:rPr>
+                <w:b w:val="0"/>
+                <w:i w:val="0"/>
+                <w:sz w:val="15"/>
+              </w:rPr>
+              <w:t>Large Health Insurer</w:t>
+            </w:r>
+          </w:p>
+        </w:tc>
+      </w:tr>
+      <w:tr>
+        <w:tc>
+          <w:tcPr>
+            <w:tcW w:type="dxa" w:w="1152"/>
+          </w:tcPr>
+          <w:p>
+            <w:pPr>
+              <w:spacing w:before="60" w:after="60" w:line="264" w:lineRule="auto"/>
+            </w:pPr>
+            <w:r/>
+            <w:r>
+              <w:rPr>
+                <w:b w:val="0"/>
+                <w:i w:val="0"/>
+                <w:sz w:val="15"/>
+              </w:rPr>
+              <w:t>Posting two</w:t>
+            </w:r>
+          </w:p>
+        </w:tc>
+        <w:tc>
+          <w:tcPr>
+            <w:tcW w:type="dxa" w:w="3168"/>
+          </w:tcPr>
+          <w:p>
+            <w:pPr>
+              <w:spacing w:before="60" w:after="60" w:line="264" w:lineRule="auto"/>
+            </w:pPr>
+            <w:r/>
+            <w:r>
+              <w:rPr>
+                <w:b w:val="0"/>
+                <w:i w:val="0"/>
+                <w:sz w:val="15"/>
+              </w:rPr>
+              <w:t>Director of Enterprise Resilience</w:t>
+            </w:r>
+          </w:p>
+        </w:tc>
+        <w:tc>
+          <w:tcPr>
+            <w:tcW w:type="dxa" w:w="3168"/>
+          </w:tcPr>
+          <w:p>
+            <w:pPr>
+              <w:spacing w:before="60" w:after="60" w:line="264" w:lineRule="auto"/>
+            </w:pPr>
+            <w:r/>
+            <w:r>
+              <w:rPr>
+                <w:b w:val="0"/>
+                <w:i w:val="0"/>
+                <w:sz w:val="15"/>
+              </w:rPr>
+              <w:t>Health Care Service Corporation (HCSC), same employer as posting one</w:t>
+            </w:r>
+          </w:p>
+        </w:tc>
+        <w:tc>
+          <w:tcPr>
+            <w:tcW w:type="dxa" w:w="2160"/>
+          </w:tcPr>
+          <w:p>
+            <w:pPr>
+              <w:spacing w:before="60" w:after="60" w:line="264" w:lineRule="auto"/>
+            </w:pPr>
+            <w:r/>
+            <w:r>
+              <w:rPr>
+                <w:b w:val="0"/>
+                <w:i w:val="0"/>
+                <w:sz w:val="15"/>
+              </w:rPr>
+              <w:t>Large Health Insurer</w:t>
+            </w:r>
+          </w:p>
+        </w:tc>
+      </w:tr>
+      <w:tr>
+        <w:tc>
+          <w:tcPr>
+            <w:tcW w:type="dxa" w:w="1152"/>
+          </w:tcPr>
+          <w:p>
+            <w:pPr>
+              <w:spacing w:before="60" w:after="60" w:line="264" w:lineRule="auto"/>
+            </w:pPr>
+            <w:r/>
+            <w:r>
+              <w:rPr>
+                <w:b w:val="0"/>
+                <w:i w:val="0"/>
+                <w:sz w:val="15"/>
+              </w:rPr>
+              <w:t>Posting three</w:t>
+            </w:r>
+          </w:p>
+        </w:tc>
+        <w:tc>
+          <w:tcPr>
+            <w:tcW w:type="dxa" w:w="3168"/>
+          </w:tcPr>
+          <w:p>
+            <w:pPr>
+              <w:spacing w:before="60" w:after="60" w:line="264" w:lineRule="auto"/>
+            </w:pPr>
+            <w:r/>
+            <w:r>
+              <w:rPr>
+                <w:b w:val="0"/>
+                <w:i w:val="0"/>
+                <w:sz w:val="15"/>
+              </w:rPr>
+              <w:t>Director, Talent Management</w:t>
+            </w:r>
+          </w:p>
+        </w:tc>
+        <w:tc>
+          <w:tcPr>
+            <w:tcW w:type="dxa" w:w="3168"/>
+          </w:tcPr>
+          <w:p>
+            <w:pPr>
+              <w:spacing w:before="60" w:after="60" w:line="264" w:lineRule="auto"/>
+            </w:pPr>
+            <w:r/>
+            <w:r>
+              <w:rPr>
+                <w:b w:val="0"/>
+                <w:i w:val="0"/>
+                <w:sz w:val="15"/>
+              </w:rPr>
+              <w:t>Zeta Global</w:t>
+            </w:r>
+          </w:p>
+        </w:tc>
+        <w:tc>
+          <w:tcPr>
+            <w:tcW w:type="dxa" w:w="2160"/>
+          </w:tcPr>
+          <w:p>
+            <w:pPr>
+              <w:spacing w:before="60" w:after="60" w:line="264" w:lineRule="auto"/>
+            </w:pPr>
+            <w:r/>
+            <w:r>
+              <w:rPr>
+                <w:b w:val="0"/>
+                <w:i w:val="0"/>
+                <w:sz w:val="15"/>
+              </w:rPr>
+              <w:t>Marketing Technology Company</w:t>
+            </w:r>
+          </w:p>
+        </w:tc>
+      </w:tr>
+      <w:tr>
+        <w:tc>
+          <w:tcPr>
+            <w:tcW w:type="dxa" w:w="1152"/>
+          </w:tcPr>
+          <w:p>
+            <w:pPr>
+              <w:spacing w:before="60" w:after="60" w:line="264" w:lineRule="auto"/>
+            </w:pPr>
+            <w:r/>
+            <w:r>
+              <w:rPr>
+                <w:b w:val="0"/>
+                <w:i w:val="0"/>
+                <w:sz w:val="15"/>
+              </w:rPr>
+              <w:t>Posting four</w:t>
+            </w:r>
+          </w:p>
+        </w:tc>
+        <w:tc>
+          <w:tcPr>
+            <w:tcW w:type="dxa" w:w="3168"/>
+          </w:tcPr>
+          <w:p>
+            <w:pPr>
+              <w:spacing w:before="60" w:after="60" w:line="264" w:lineRule="auto"/>
+            </w:pPr>
+            <w:r/>
+            <w:r>
+              <w:rPr>
+                <w:b w:val="0"/>
+                <w:i w:val="0"/>
+                <w:sz w:val="15"/>
+              </w:rPr>
+              <w:t>Director of Strategic Initiatives</w:t>
+            </w:r>
+          </w:p>
+        </w:tc>
+        <w:tc>
+          <w:tcPr>
+            <w:tcW w:type="dxa" w:w="3168"/>
+          </w:tcPr>
+          <w:p>
+            <w:pPr>
+              <w:spacing w:before="60" w:after="60" w:line="264" w:lineRule="auto"/>
+            </w:pPr>
+            <w:r/>
+            <w:r>
+              <w:rPr>
+                <w:b w:val="0"/>
+                <w:i w:val="0"/>
+                <w:sz w:val="15"/>
+              </w:rPr>
+              <w:t>Patriot Growth Insurance Services</w:t>
+            </w:r>
+          </w:p>
+        </w:tc>
+        <w:tc>
+          <w:tcPr>
+            <w:tcW w:type="dxa" w:w="2160"/>
+          </w:tcPr>
+          <w:p>
+            <w:pPr>
+              <w:spacing w:before="60" w:after="60" w:line="264" w:lineRule="auto"/>
+            </w:pPr>
+            <w:r/>
+            <w:r>
+              <w:rPr>
+                <w:b w:val="0"/>
+                <w:i w:val="0"/>
+                <w:sz w:val="15"/>
+              </w:rPr>
+              <w:t>Insurance Brokerage</w:t>
+            </w:r>
+          </w:p>
+        </w:tc>
+      </w:tr>
+      <w:tr>
+        <w:tc>
+          <w:tcPr>
+            <w:tcW w:type="dxa" w:w="1152"/>
+          </w:tcPr>
+          <w:p>
+            <w:pPr>
+              <w:spacing w:before="60" w:after="60" w:line="264" w:lineRule="auto"/>
+            </w:pPr>
+            <w:r/>
+            <w:r>
+              <w:rPr>
+                <w:b w:val="0"/>
+                <w:i w:val="0"/>
+                <w:sz w:val="15"/>
+              </w:rPr>
+              <w:t>Posting five</w:t>
+            </w:r>
+          </w:p>
+        </w:tc>
+        <w:tc>
+          <w:tcPr>
+            <w:tcW w:type="dxa" w:w="3168"/>
+          </w:tcPr>
+          <w:p>
+            <w:pPr>
+              <w:spacing w:before="60" w:after="60" w:line="264" w:lineRule="auto"/>
+            </w:pPr>
+            <w:r/>
+            <w:r>
+              <w:rPr>
+                <w:b w:val="0"/>
+                <w:i w:val="0"/>
+                <w:sz w:val="15"/>
+              </w:rPr>
+              <w:t>Member of Technical Staff, Governance Risk Compliance</w:t>
+            </w:r>
+          </w:p>
+        </w:tc>
+        <w:tc>
+          <w:tcPr>
+            <w:tcW w:type="dxa" w:w="3168"/>
+          </w:tcPr>
+          <w:p>
+            <w:pPr>
+              <w:spacing w:before="60" w:after="60" w:line="264" w:lineRule="auto"/>
+            </w:pPr>
+            <w:r/>
+            <w:r>
+              <w:rPr>
+                <w:b w:val="0"/>
+                <w:i w:val="0"/>
+                <w:sz w:val="15"/>
+              </w:rPr>
+              <w:t>xAI</w:t>
+            </w:r>
+          </w:p>
+        </w:tc>
+        <w:tc>
+          <w:tcPr>
+            <w:tcW w:type="dxa" w:w="2160"/>
+          </w:tcPr>
+          <w:p>
+            <w:pPr>
+              <w:spacing w:before="60" w:after="60" w:line="264" w:lineRule="auto"/>
+            </w:pPr>
+            <w:r/>
+            <w:r>
+              <w:rPr>
+                <w:b w:val="0"/>
+                <w:i w:val="0"/>
+                <w:sz w:val="15"/>
+              </w:rPr>
+              <w:t>AI Company</w:t>
+            </w:r>
+          </w:p>
+        </w:tc>
+      </w:tr>
+      <w:tr>
+        <w:tc>
+          <w:tcPr>
+            <w:tcW w:type="dxa" w:w="1152"/>
+          </w:tcPr>
+          <w:p>
+            <w:pPr>
+              <w:spacing w:before="60" w:after="60" w:line="264" w:lineRule="auto"/>
+            </w:pPr>
+            <w:r/>
+            <w:r>
+              <w:rPr>
+                <w:b w:val="0"/>
+                <w:i w:val="0"/>
+                <w:sz w:val="15"/>
+              </w:rPr>
+              <w:t>Posting six</w:t>
+            </w:r>
+          </w:p>
+        </w:tc>
+        <w:tc>
+          <w:tcPr>
+            <w:tcW w:type="dxa" w:w="3168"/>
+          </w:tcPr>
+          <w:p>
+            <w:pPr>
+              <w:spacing w:before="60" w:after="60" w:line="264" w:lineRule="auto"/>
+            </w:pPr>
+            <w:r/>
+            <w:r>
+              <w:rPr>
+                <w:b w:val="0"/>
+                <w:i w:val="0"/>
+                <w:sz w:val="15"/>
+              </w:rPr>
+              <w:t>Director of Global Talent Acquisition</w:t>
+            </w:r>
+          </w:p>
+        </w:tc>
+        <w:tc>
+          <w:tcPr>
+            <w:tcW w:type="dxa" w:w="3168"/>
+          </w:tcPr>
+          <w:p>
+            <w:pPr>
+              <w:spacing w:before="60" w:after="60" w:line="264" w:lineRule="auto"/>
+            </w:pPr>
+            <w:r/>
+            <w:r>
+              <w:rPr>
+                <w:b w:val="0"/>
+                <w:i w:val="0"/>
+                <w:sz w:val="15"/>
+              </w:rPr>
+              <w:t>GiveDirectly</w:t>
+            </w:r>
+          </w:p>
+        </w:tc>
+        <w:tc>
+          <w:tcPr>
+            <w:tcW w:type="dxa" w:w="2160"/>
+          </w:tcPr>
+          <w:p>
+            <w:pPr>
+              <w:spacing w:before="60" w:after="60" w:line="264" w:lineRule="auto"/>
+            </w:pPr>
+            <w:r/>
+            <w:r>
+              <w:rPr>
+                <w:b w:val="0"/>
+                <w:i w:val="0"/>
+                <w:sz w:val="15"/>
+              </w:rPr>
+              <w:t>A global nonprofit, spoken</w:t>
+            </w:r>
+          </w:p>
+        </w:tc>
+      </w:tr>
+    </w:tbl>
+    <w:p>
+      <w:pPr>
+        <w:spacing w:after="120"/>
+      </w:pPr>
+    </w:p>
+    <w:p>
+      <w:pPr>
+        <w:spacing w:before="100" w:after="200"/>
+      </w:pPr>
+      <w:r>
+        <w:rPr>
+          <w:b w:val="0"/>
+          <w:i w:val="0"/>
+          <w:color w:val="5A6B82"/>
+          <w:sz w:val="19"/>
+        </w:rPr>
+        <w:t>Internal record. Never display copy. Captured September 12, 2026. 15 postings across 11 employers; the six above are the ones a card shows.</w:t>
+      </w:r>
+    </w:p>
+    <w:p>
+      <w:pPr>
+        <w:spacing w:before="320" w:after="120"/>
+        <w:keepNext w:val="1"/>
+        <w:keepLines w:val="1"/>
+      </w:pPr>
+      <w:r>
+        <w:rPr>
+          <w:b/>
+          <w:i w:val="0"/>
+          <w:color w:val="112345"/>
+          <w:sz w:val="26"/>
+        </w:rPr>
         <w:t>NEVER, IN ANY SPRINT VIDEO</w:t>
       </w:r>
     </w:p>
